--- a/Entrega_Fase3_Grupo14/2_Manuales_Usuario/MU-06_CRM_en_el_sitio_y_BI_PLANTILLA.docx
+++ b/Entrega_Fase3_Grupo14/2_Manuales_Usuario/MU-06_CRM_en_el_sitio_y_BI_PLANTILLA.docx
@@ -1027,6 +1027,54 @@
         <w:pStyle w:val="Ttulo2"/>
       </w:pPr>
       <w:r>
+        <w:t>Validar la entrega y revisar la factura</w:t>
+      </w:r>
+    </w:p>
+    <w:p>
+      <w:r>
+        <w:rPr>
+          <w:b/>
+        </w:rPr>
+        <w:t xml:space="preserve">Ruta: </w:t>
+      </w:r>
+      <w:r>
+        <w:t>Inventario › Entregas › Validar; Facturación › Facturas de clientes</w:t>
+      </w:r>
+    </w:p>
+    <w:p>
+      <w:r>
+        <w:rPr>
+          <w:i/>
+          <w:color w:val="808080"/>
+        </w:rPr>
+        <w:t>Qué se hace en este paso y qué se ve al terminar.</w:t>
+      </w:r>
+    </w:p>
+    <w:p>
+      <w:pPr>
+        <w:keepNext/>
+      </w:pPr>
+      <w:r>
+        <w:rPr>
+          <w:i/>
+          <w:color w:val="808080"/>
+        </w:rPr>
+        <w:t>[Captura: Entrega hecha y factura pagada]</w:t>
+      </w:r>
+    </w:p>
+    <w:p>
+      <w:pPr>
+        <w:jc w:val="center"/>
+      </w:pPr>
+      <w:r>
+        <w:t>Figura __. Validar la entrega y revisar la factura. Elaboración propia.</w:t>
+      </w:r>
+    </w:p>
+    <w:p>
+      <w:pPr>
+        <w:pStyle w:val="Ttulo2"/>
+      </w:pPr>
+      <w:r>
         <w:t>Validación del capítulo 1</w:t>
       </w:r>
     </w:p>

--- a/Entrega_Fase3_Grupo14/2_Manuales_Usuario/MU-06_CRM_en_el_sitio_y_BI_PLANTILLA.docx
+++ b/Entrega_Fase3_Grupo14/2_Manuales_Usuario/MU-06_CRM_en_el_sitio_y_BI_PLANTILLA.docx
@@ -1097,7 +1097,7 @@
         </w:trPr>
         <w:tc>
           <w:tcPr>
-            <w:tcW w:type="dxa" w:w="3549"/>
+            <w:tcW w:type="dxa" w:w="3628"/>
           </w:tcPr>
           <w:p>
             <w:pPr>
@@ -1116,7 +1116,7 @@
         </w:tc>
         <w:tc>
           <w:tcPr>
-            <w:tcW w:type="dxa" w:w="2761"/>
+            <w:tcW w:type="dxa" w:w="2721"/>
           </w:tcPr>
           <w:p>
             <w:pPr>
@@ -1135,7 +1135,7 @@
         </w:tc>
         <w:tc>
           <w:tcPr>
-            <w:tcW w:type="dxa" w:w="2761"/>
+            <w:tcW w:type="dxa" w:w="2721"/>
           </w:tcPr>
           <w:p>
             <w:pPr>
@@ -1159,7 +1159,7 @@
         </w:trPr>
         <w:tc>
           <w:tcPr>
-            <w:tcW w:type="dxa" w:w="3549"/>
+            <w:tcW w:type="dxa" w:w="3628"/>
           </w:tcPr>
           <w:p>
             <w:pPr>
@@ -1176,7 +1176,7 @@
         </w:tc>
         <w:tc>
           <w:tcPr>
-            <w:tcW w:type="dxa" w:w="2761"/>
+            <w:tcW w:type="dxa" w:w="2721"/>
           </w:tcPr>
           <w:p>
             <w:pPr>
@@ -1193,7 +1193,7 @@
         </w:tc>
         <w:tc>
           <w:tcPr>
-            <w:tcW w:type="dxa" w:w="2761"/>
+            <w:tcW w:type="dxa" w:w="2721"/>
           </w:tcPr>
           <w:p>
             <w:pPr>
@@ -1215,7 +1215,7 @@
         </w:trPr>
         <w:tc>
           <w:tcPr>
-            <w:tcW w:type="dxa" w:w="3549"/>
+            <w:tcW w:type="dxa" w:w="3628"/>
           </w:tcPr>
           <w:p>
             <w:pPr>
@@ -1232,7 +1232,7 @@
         </w:tc>
         <w:tc>
           <w:tcPr>
-            <w:tcW w:type="dxa" w:w="2761"/>
+            <w:tcW w:type="dxa" w:w="2721"/>
           </w:tcPr>
           <w:p>
             <w:pPr>
@@ -1249,7 +1249,7 @@
         </w:tc>
         <w:tc>
           <w:tcPr>
-            <w:tcW w:type="dxa" w:w="2761"/>
+            <w:tcW w:type="dxa" w:w="2721"/>
           </w:tcPr>
           <w:p>
             <w:pPr>
@@ -1463,7 +1463,7 @@
         </w:trPr>
         <w:tc>
           <w:tcPr>
-            <w:tcW w:type="dxa" w:w="3549"/>
+            <w:tcW w:type="dxa" w:w="3628"/>
           </w:tcPr>
           <w:p>
             <w:pPr>
@@ -1482,7 +1482,7 @@
         </w:tc>
         <w:tc>
           <w:tcPr>
-            <w:tcW w:type="dxa" w:w="2761"/>
+            <w:tcW w:type="dxa" w:w="2721"/>
           </w:tcPr>
           <w:p>
             <w:pPr>
@@ -1501,7 +1501,7 @@
         </w:tc>
         <w:tc>
           <w:tcPr>
-            <w:tcW w:type="dxa" w:w="2761"/>
+            <w:tcW w:type="dxa" w:w="2721"/>
           </w:tcPr>
           <w:p>
             <w:pPr>
@@ -1525,7 +1525,7 @@
         </w:trPr>
         <w:tc>
           <w:tcPr>
-            <w:tcW w:type="dxa" w:w="3549"/>
+            <w:tcW w:type="dxa" w:w="3628"/>
           </w:tcPr>
           <w:p>
             <w:pPr>
@@ -1542,7 +1542,7 @@
         </w:tc>
         <w:tc>
           <w:tcPr>
-            <w:tcW w:type="dxa" w:w="2761"/>
+            <w:tcW w:type="dxa" w:w="2721"/>
           </w:tcPr>
           <w:p>
             <w:pPr>
@@ -1559,7 +1559,7 @@
         </w:tc>
         <w:tc>
           <w:tcPr>
-            <w:tcW w:type="dxa" w:w="2761"/>
+            <w:tcW w:type="dxa" w:w="2721"/>
           </w:tcPr>
           <w:p>
             <w:pPr>
@@ -1581,7 +1581,7 @@
         </w:trPr>
         <w:tc>
           <w:tcPr>
-            <w:tcW w:type="dxa" w:w="3549"/>
+            <w:tcW w:type="dxa" w:w="3628"/>
           </w:tcPr>
           <w:p>
             <w:pPr>
@@ -1598,7 +1598,7 @@
         </w:tc>
         <w:tc>
           <w:tcPr>
-            <w:tcW w:type="dxa" w:w="2761"/>
+            <w:tcW w:type="dxa" w:w="2721"/>
           </w:tcPr>
           <w:p>
             <w:pPr>
@@ -1615,7 +1615,7 @@
         </w:tc>
         <w:tc>
           <w:tcPr>
-            <w:tcW w:type="dxa" w:w="2761"/>
+            <w:tcW w:type="dxa" w:w="2721"/>
           </w:tcPr>
           <w:p>
             <w:pPr>
@@ -1877,7 +1877,7 @@
         </w:trPr>
         <w:tc>
           <w:tcPr>
-            <w:tcW w:type="dxa" w:w="3549"/>
+            <w:tcW w:type="dxa" w:w="3628"/>
           </w:tcPr>
           <w:p>
             <w:pPr>
@@ -1896,7 +1896,7 @@
         </w:tc>
         <w:tc>
           <w:tcPr>
-            <w:tcW w:type="dxa" w:w="2761"/>
+            <w:tcW w:type="dxa" w:w="2721"/>
           </w:tcPr>
           <w:p>
             <w:pPr>
@@ -1915,7 +1915,7 @@
         </w:tc>
         <w:tc>
           <w:tcPr>
-            <w:tcW w:type="dxa" w:w="2761"/>
+            <w:tcW w:type="dxa" w:w="2721"/>
           </w:tcPr>
           <w:p>
             <w:pPr>
@@ -1939,7 +1939,7 @@
         </w:trPr>
         <w:tc>
           <w:tcPr>
-            <w:tcW w:type="dxa" w:w="3549"/>
+            <w:tcW w:type="dxa" w:w="3628"/>
           </w:tcPr>
           <w:p>
             <w:pPr>
@@ -1956,7 +1956,7 @@
         </w:tc>
         <w:tc>
           <w:tcPr>
-            <w:tcW w:type="dxa" w:w="2761"/>
+            <w:tcW w:type="dxa" w:w="2721"/>
           </w:tcPr>
           <w:p>
             <w:pPr>
@@ -1973,7 +1973,7 @@
         </w:tc>
         <w:tc>
           <w:tcPr>
-            <w:tcW w:type="dxa" w:w="2761"/>
+            <w:tcW w:type="dxa" w:w="2721"/>
           </w:tcPr>
           <w:p>
             <w:pPr>
@@ -1995,7 +1995,7 @@
         </w:trPr>
         <w:tc>
           <w:tcPr>
-            <w:tcW w:type="dxa" w:w="3549"/>
+            <w:tcW w:type="dxa" w:w="3628"/>
           </w:tcPr>
           <w:p>
             <w:pPr>
@@ -2012,7 +2012,7 @@
         </w:tc>
         <w:tc>
           <w:tcPr>
-            <w:tcW w:type="dxa" w:w="2761"/>
+            <w:tcW w:type="dxa" w:w="2721"/>
           </w:tcPr>
           <w:p>
             <w:pPr>
@@ -2029,7 +2029,7 @@
         </w:tc>
         <w:tc>
           <w:tcPr>
-            <w:tcW w:type="dxa" w:w="2761"/>
+            <w:tcW w:type="dxa" w:w="2721"/>
           </w:tcPr>
           <w:p>
             <w:pPr>

--- a/Entrega_Fase3_Grupo14/2_Manuales_Usuario/MU-06_CRM_en_el_sitio_y_BI_PLANTILLA.docx
+++ b/Entrega_Fase3_Grupo14/2_Manuales_Usuario/MU-06_CRM_en_el_sitio_y_BI_PLANTILLA.docx
@@ -2376,7 +2376,7 @@
         <w:rPr>
           <w:rtl w:val="0"/>
         </w:rPr>
-        <w:t xml:space="preserve">Figura 1. Formulario de contacto del sitio. Elaboración propia.</w:t>
+        <w:t>Figura 1. Formulario de contacto del sitio. Elaboración propia.</w:t>
       </w:r>
     </w:p>
     <w:p>
@@ -2498,7 +2498,7 @@
         <w:rPr>
           <w:rtl w:val="0"/>
         </w:rPr>
-        <w:t xml:space="preserve">Figura 2. El lead en el CRM. Elaboración propia.</w:t>
+        <w:t>Figura 2. El lead en el CRM. Elaboración propia.</w:t>
       </w:r>
     </w:p>
     <w:p>
@@ -2617,7 +2617,7 @@
         <w:rPr>
           <w:rtl w:val="0"/>
         </w:rPr>
-        <w:t xml:space="preserve">Figura 3. Convertir a oportunidad y cotizar. Elaboración propia.</w:t>
+        <w:t>Figura 3. Convertir a oportunidad y cotizar. Elaboración propia.</w:t>
       </w:r>
     </w:p>
     <w:p>
@@ -2739,7 +2739,7 @@
         <w:rPr>
           <w:rtl w:val="0"/>
         </w:rPr>
-        <w:t xml:space="preserve">Figura 4. Enviar por correo. Elaboración propia.</w:t>
+        <w:t>Figura 4. Enviar por correo. Elaboración propia.</w:t>
       </w:r>
     </w:p>
     <w:p>
@@ -2897,7 +2897,7 @@
         <w:rPr>
           <w:rtl w:val="0"/>
         </w:rPr>
-        <w:t xml:space="preserve">Figura 5. El cliente acepta y paga en el portal. Elaboración propia.</w:t>
+        <w:t>Figura 5. El cliente acepta y paga en el portal. Elaboración propia.</w:t>
       </w:r>
     </w:p>
     <w:p>
@@ -3055,7 +3055,7 @@
         <w:rPr>
           <w:rtl w:val="0"/>
         </w:rPr>
-        <w:t xml:space="preserve">Figura 6. Validar la entrega y revisar la factura. Elaboración propia.</w:t>
+        <w:t>Figura 6. Validar la entrega y revisar la factura. Elaboración propia.</w:t>
       </w:r>
     </w:p>
     <w:p>
@@ -3834,7 +3834,7 @@
         <w:rPr>
           <w:rtl w:val="0"/>
         </w:rPr>
-        <w:t xml:space="preserve">Figura . Existencias por producto (barras). Elaboración propia.</w:t>
+        <w:t>Figura 7. Existencias por producto (barras). Elaboración propia.</w:t>
       </w:r>
     </w:p>
     <w:p>
@@ -3885,17 +3885,6 @@
           <w:rtl w:val="0"/>
         </w:rPr>
         <w:t xml:space="preserve">Qué se ve: Las 6 categorías. Lubricantes y filtros concentra 178 unidades; Cascos y protección, 40.</w:t>
-      </w:r>
-    </w:p>
-    <w:p>
-      <w:pPr>
-        <w:rPr/>
-      </w:pPr>
-      <w:r>
-        <w:rPr>
-          <w:rtl w:val="0"/>
-        </w:rPr>
-        <w:t xml:space="preserve">Captura: [Captura: pastel por categoría].</w:t>
       </w:r>
     </w:p>
     <w:p>
@@ -3978,7 +3967,7 @@
         <w:rPr>
           <w:rtl w:val="0"/>
         </w:rPr>
-        <w:t xml:space="preserve">Figura __. Inventario por categoría (pastel). Elaboración propia.</w:t>
+        <w:t>Figura 8. Inventario por categoría (pastel). Elaboración propia.</w:t>
       </w:r>
     </w:p>
     <w:p>
@@ -4096,7 +4085,7 @@
         <w:rPr>
           <w:rtl w:val="0"/>
         </w:rPr>
-        <w:t xml:space="preserve">Figura __. Productos con stock bajo (tabla). Elaboración propia.</w:t>
+        <w:t>Figura 9. Productos con stock bajo (tabla). Elaboración propia.</w:t>
       </w:r>
     </w:p>
     <w:p>
@@ -4754,17 +4743,6 @@
         <w:rPr>
           <w:rtl w:val="0"/>
         </w:rPr>
-        <w:t xml:space="preserve">Captura: [Captura: líneas por día]; [Captura: líneas por semana]; [Captura: líneas por mes].</w:t>
-      </w:r>
-    </w:p>
-    <w:p>
-      <w:pPr>
-        <w:rPr/>
-      </w:pPr>
-      <w:r>
-        <w:rPr>
-          <w:rtl w:val="0"/>
-        </w:rPr>
         <w:t xml:space="preserve">Dato que hay que anotar: El plan preveía 56 pedidos (45 historia + 11 sitio) y Q 19,111.00 con IVA; la historia sin IVA es Q 13,106.67. Si Odoo incluye pedidos de la Fase 2, el total es mayor: anotar el número real y explicarlo.</w:t>
       </w:r>
     </w:p>
@@ -4796,44 +4774,12 @@
       </w:pPr>
       <w:r>
         <w:rPr/>
-        <w:drawing>
-          <wp:inline distB="114300" distT="114300" distL="114300" distR="114300">
-            <wp:extent cx="5874710" cy="3302000"/>
-            <wp:effectExtent b="0" l="0" r="0" t="0"/>
-            <wp:docPr id="15" name="image12.png"/>
-            <a:graphic>
-              <a:graphicData uri="http://schemas.openxmlformats.org/drawingml/2006/picture">
-                <pic:pic>
-                  <pic:nvPicPr>
-                    <pic:cNvPr id="0" name="image12.png"/>
-                    <pic:cNvPicPr preferRelativeResize="0"/>
-                  </pic:nvPicPr>
-                  <pic:blipFill>
-                    <a:blip r:embed="rId19"/>
-                    <a:srcRect b="0" l="0" r="0" t="0"/>
-                    <a:stretch>
-                      <a:fillRect/>
-                    </a:stretch>
-                  </pic:blipFill>
-                  <pic:spPr>
-                    <a:xfrm>
-                      <a:off x="0" y="0"/>
-                      <a:ext cx="5874710" cy="3302000"/>
-                    </a:xfrm>
-                    <a:prstGeom prst="rect"/>
-                    <a:ln/>
-                  </pic:spPr>
-                </pic:pic>
-              </a:graphicData>
-            </a:graphic>
-          </wp:inline>
-        </w:drawing>
-      </w:r>
-      <w:r>
-        <w:rPr>
-          <w:rtl w:val="0"/>
-        </w:rPr>
-        <w:t xml:space="preserve">Figura __. Ventas por día, semana y mes (líneas). Elaboración propia.</w:t>
+        <w:t>Figura 10. Ventas por día, semana y mes (líneas). Elaboración propia.</w:t>
+      </w:r>
+      <w:r>
+        <w:rPr>
+          <w:rtl w:val="0"/>
+        </w:rPr>
       </w:r>
     </w:p>
     <w:p>
@@ -4967,7 +4913,7 @@
         <w:rPr>
           <w:rtl w:val="0"/>
         </w:rPr>
-        <w:t xml:space="preserve">Figura . Top 5 productos. Elaboración propia.</w:t>
+        <w:t>Figura 11. Top 5 productos. Elaboración propia.</w:t>
       </w:r>
     </w:p>
     <w:p>
@@ -5079,7 +5025,7 @@
         <w:rPr>
           <w:rtl w:val="0"/>
         </w:rPr>
-        <w:t xml:space="preserve">Figura __. Ventas y margen por canal. Elaboración propia.</w:t>
+        <w:t>Figura 12. Ventas y margen por canal. Elaboración propia.</w:t>
       </w:r>
     </w:p>
     <w:p>
@@ -5293,6 +5239,20 @@
         <w:tc>
           <w:tcPr/>
           <w:p>
+            <w:r>
+              <w:t>58 (45 historia + 13 sitio)</w:t>
+            </w:r>
+          </w:p>
+        </w:tc>
+      </w:tr>
+      <w:tr>
+        <w:trPr>
+          <w:cantSplit w:val="1"/>
+          <w:tblHeader w:val="0"/>
+        </w:trPr>
+        <w:tc>
+          <w:tcPr/>
+          <w:p>
             <w:pPr>
               <w:pBdr>
                 <w:top w:color="auto" w:space="0" w:sz="0" w:val="none"/>
@@ -5310,17 +5270,20 @@
             </w:pPr>
             <w:r>
               <w:rPr>
-                <w:rtl w:val="0"/>
-              </w:rPr>
-            </w:r>
-          </w:p>
-        </w:tc>
-      </w:tr>
-      <w:tr>
-        <w:trPr>
-          <w:cantSplit w:val="1"/>
-          <w:tblHeader w:val="0"/>
-        </w:trPr>
+                <w:rFonts w:ascii="Calibri" w:cs="Calibri" w:eastAsia="Calibri" w:hAnsi="Calibri"/>
+                <w:sz w:val="19"/>
+                <w:szCs w:val="19"/>
+                <w:rtl w:val="0"/>
+              </w:rPr>
+              <w:t xml:space="preserve">Venta total</w:t>
+            </w:r>
+            <w:r>
+              <w:rPr>
+                <w:rtl w:val="0"/>
+              </w:rPr>
+            </w:r>
+          </w:p>
+        </w:tc>
         <w:tc>
           <w:tcPr/>
           <w:p>
@@ -5342,19 +5305,28 @@
             <w:r>
               <w:rPr>
                 <w:rFonts w:ascii="Calibri" w:cs="Calibri" w:eastAsia="Calibri" w:hAnsi="Calibri"/>
-                <w:sz w:val="19"/>
-                <w:szCs w:val="19"/>
-                <w:rtl w:val="0"/>
-              </w:rPr>
-              <w:t xml:space="preserve">Venta total</w:t>
-            </w:r>
-            <w:r>
-              <w:rPr>
-                <w:rtl w:val="0"/>
-              </w:rPr>
-            </w:r>
-          </w:p>
-        </w:tc>
+                <w:sz w:val="22"/>
+                <w:szCs w:val="22"/>
+                <w:rtl w:val="0"/>
+              </w:rPr>
+              <w:t xml:space="preserve">Q 19,111.00 con IVA (historia sin IVA Q 13,106.67)</w:t>
+            </w:r>
+          </w:p>
+        </w:tc>
+        <w:tc>
+          <w:tcPr/>
+          <w:p>
+            <w:r>
+              <w:t>Q 19,251.00 con IVA</w:t>
+            </w:r>
+          </w:p>
+        </w:tc>
+      </w:tr>
+      <w:tr>
+        <w:trPr>
+          <w:cantSplit w:val="1"/>
+          <w:tblHeader w:val="0"/>
+        </w:trPr>
         <w:tc>
           <w:tcPr/>
           <w:p>
@@ -5376,11 +5348,16 @@
             <w:r>
               <w:rPr>
                 <w:rFonts w:ascii="Calibri" w:cs="Calibri" w:eastAsia="Calibri" w:hAnsi="Calibri"/>
-                <w:sz w:val="22"/>
-                <w:szCs w:val="22"/>
-                <w:rtl w:val="0"/>
-              </w:rPr>
-              <w:t xml:space="preserve">Q 19,111.00 con IVA (historia sin IVA Q 13,106.67)</w:t>
+                <w:sz w:val="19"/>
+                <w:szCs w:val="19"/>
+                <w:rtl w:val="0"/>
+              </w:rPr>
+              <w:t xml:space="preserve">Historia</w:t>
+            </w:r>
+            <w:r>
+              <w:rPr>
+                <w:rtl w:val="0"/>
+              </w:rPr>
             </w:r>
           </w:p>
         </w:tc>
@@ -5404,17 +5381,15 @@
             </w:pPr>
             <w:r>
               <w:rPr>
-                <w:rtl w:val="0"/>
-              </w:rPr>
-            </w:r>
-          </w:p>
-        </w:tc>
-      </w:tr>
-      <w:tr>
-        <w:trPr>
-          <w:cantSplit w:val="1"/>
-          <w:tblHeader w:val="0"/>
-        </w:trPr>
+                <w:rFonts w:ascii="Calibri" w:cs="Calibri" w:eastAsia="Calibri" w:hAnsi="Calibri"/>
+                <w:sz w:val="22"/>
+                <w:szCs w:val="22"/>
+                <w:rtl w:val="0"/>
+              </w:rPr>
+              <w:t xml:space="preserve">45 pedidos · Q 14,679.50 con IVA</w:t>
+            </w:r>
+          </w:p>
+        </w:tc>
         <w:tc>
           <w:tcPr/>
           <w:p>
@@ -5436,19 +5411,20 @@
             <w:r>
               <w:rPr>
                 <w:rFonts w:ascii="Calibri" w:cs="Calibri" w:eastAsia="Calibri" w:hAnsi="Calibri"/>
-                <w:sz w:val="19"/>
-                <w:szCs w:val="19"/>
-                <w:rtl w:val="0"/>
-              </w:rPr>
-              <w:t xml:space="preserve">Historia</w:t>
-            </w:r>
-            <w:r>
-              <w:rPr>
-                <w:rtl w:val="0"/>
-              </w:rPr>
-            </w:r>
-          </w:p>
-        </w:tc>
+                <w:sz w:val="22"/>
+                <w:szCs w:val="22"/>
+                <w:rtl w:val="0"/>
+              </w:rPr>
+              <w:t xml:space="preserve">45 pedidos · Q 14,679.50 con IVA</w:t>
+            </w:r>
+          </w:p>
+        </w:tc>
+      </w:tr>
+      <w:tr>
+        <w:trPr>
+          <w:cantSplit w:val="1"/>
+          <w:tblHeader w:val="0"/>
+        </w:trPr>
         <w:tc>
           <w:tcPr/>
           <w:p>
@@ -5470,14 +5446,41 @@
             <w:r>
               <w:rPr>
                 <w:rFonts w:ascii="Calibri" w:cs="Calibri" w:eastAsia="Calibri" w:hAnsi="Calibri"/>
-                <w:sz w:val="22"/>
-                <w:szCs w:val="22"/>
-                <w:rtl w:val="0"/>
-              </w:rPr>
-              <w:t xml:space="preserve">45 pedidos · Q 14,679.50 con IVA</w:t>
-            </w:r>
-          </w:p>
-        </w:tc>
+                <w:sz w:val="19"/>
+                <w:szCs w:val="19"/>
+                <w:rtl w:val="0"/>
+              </w:rPr>
+              <w:t xml:space="preserve">Sitio</w:t>
+            </w:r>
+            <w:r>
+              <w:rPr>
+                <w:rtl w:val="0"/>
+              </w:rPr>
+            </w:r>
+          </w:p>
+        </w:tc>
+        <w:tc>
+          <w:tcPr/>
+          <w:p>
+            <w:r>
+              <w:t>13 pedidos · Q 4,571.50 con IVA</w:t>
+            </w:r>
+          </w:p>
+        </w:tc>
+        <w:tc>
+          <w:tcPr/>
+          <w:p>
+            <w:r>
+              <w:t>13 · Q 4,571.50</w:t>
+            </w:r>
+          </w:p>
+        </w:tc>
+      </w:tr>
+      <w:tr>
+        <w:trPr>
+          <w:cantSplit w:val="1"/>
+          <w:tblHeader w:val="0"/>
+        </w:trPr>
         <w:tc>
           <w:tcPr/>
           <w:p>
@@ -5499,20 +5502,19 @@
             <w:r>
               <w:rPr>
                 <w:rFonts w:ascii="Calibri" w:cs="Calibri" w:eastAsia="Calibri" w:hAnsi="Calibri"/>
-                <w:sz w:val="22"/>
-                <w:szCs w:val="22"/>
-                <w:rtl w:val="0"/>
-              </w:rPr>
-              <w:t xml:space="preserve">45 pedidos · Q 14,679.50 con IVA</w:t>
-            </w:r>
-          </w:p>
-        </w:tc>
-      </w:tr>
-      <w:tr>
-        <w:trPr>
-          <w:cantSplit w:val="1"/>
-          <w:tblHeader w:val="0"/>
-        </w:trPr>
+                <w:sz w:val="19"/>
+                <w:szCs w:val="19"/>
+                <w:rtl w:val="0"/>
+              </w:rPr>
+              <w:t xml:space="preserve">Top 5</w:t>
+            </w:r>
+            <w:r>
+              <w:rPr>
+                <w:rtl w:val="0"/>
+              </w:rPr>
+            </w:r>
+          </w:p>
+        </w:tc>
         <w:tc>
           <w:tcPr/>
           <w:p>
@@ -5538,15 +5540,29 @@
                 <w:szCs w:val="19"/>
                 <w:rtl w:val="0"/>
               </w:rPr>
-              <w:t xml:space="preserve">Sitio</w:t>
-            </w:r>
-            <w:r>
-              <w:rPr>
-                <w:rtl w:val="0"/>
-              </w:rPr>
-            </w:r>
-          </w:p>
-        </w:tc>
+              <w:t xml:space="preserve">LUB-001 45, LUB-004 21, ELE-007 13, FRE-001 12, ELE-003 11</w:t>
+            </w:r>
+            <w:r>
+              <w:rPr>
+                <w:rtl w:val="0"/>
+              </w:rPr>
+            </w:r>
+          </w:p>
+        </w:tc>
+        <w:tc>
+          <w:tcPr/>
+          <w:p>
+            <w:r>
+              <w:t>52, 21, 13, 12, 11 (sin Delivery_007)</w:t>
+            </w:r>
+          </w:p>
+        </w:tc>
+      </w:tr>
+      <w:tr>
+        <w:trPr>
+          <w:cantSplit w:val="1"/>
+          <w:tblHeader w:val="0"/>
+        </w:trPr>
         <w:tc>
           <w:tcPr/>
           <w:p>
@@ -5568,14 +5584,41 @@
             <w:r>
               <w:rPr>
                 <w:rFonts w:ascii="Calibri" w:cs="Calibri" w:eastAsia="Calibri" w:hAnsi="Calibri"/>
-                <w:sz w:val="22"/>
-                <w:szCs w:val="22"/>
-                <w:rtl w:val="0"/>
-              </w:rPr>
-              <w:t xml:space="preserve">11 pedidos · Q 4,431.50 con IVA</w:t>
-            </w:r>
-          </w:p>
-        </w:tc>
+                <w:sz w:val="19"/>
+                <w:szCs w:val="19"/>
+                <w:rtl w:val="0"/>
+              </w:rPr>
+              <w:t xml:space="preserve">Canales</w:t>
+            </w:r>
+            <w:r>
+              <w:rPr>
+                <w:rtl w:val="0"/>
+              </w:rPr>
+            </w:r>
+          </w:p>
+        </w:tc>
+        <w:tc>
+          <w:tcPr/>
+          <w:p>
+            <w:r>
+              <w:t>Directo Q 14,679.50 · Sitio Q 4,571.50 (con IVA)</w:t>
+            </w:r>
+          </w:p>
+        </w:tc>
+        <w:tc>
+          <w:tcPr/>
+          <w:p>
+            <w:r>
+              <w:t>Directo Q 14,679.50 · Sitio Q 4,571.50</w:t>
+            </w:r>
+          </w:p>
+        </w:tc>
+      </w:tr>
+      <w:tr>
+        <w:trPr>
+          <w:cantSplit w:val="1"/>
+          <w:tblHeader w:val="0"/>
+        </w:trPr>
         <w:tc>
           <w:tcPr/>
           <w:p>
@@ -5597,20 +5640,19 @@
             <w:r>
               <w:rPr>
                 <w:rFonts w:ascii="Calibri" w:cs="Calibri" w:eastAsia="Calibri" w:hAnsi="Calibri"/>
-                <w:sz w:val="22"/>
-                <w:szCs w:val="22"/>
-                <w:rtl w:val="0"/>
-              </w:rPr>
-              <w:t xml:space="preserve">4 de 11 al corte · Q 1,529.50 con IVA (verificar al capturar)</w:t>
-            </w:r>
-          </w:p>
-        </w:tc>
-      </w:tr>
-      <w:tr>
-        <w:trPr>
-          <w:cantSplit w:val="1"/>
-          <w:tblHeader w:val="0"/>
-        </w:trPr>
+                <w:sz w:val="19"/>
+                <w:szCs w:val="19"/>
+                <w:rtl w:val="0"/>
+              </w:rPr>
+              <w:t xml:space="preserve">Tablero</w:t>
+            </w:r>
+            <w:r>
+              <w:rPr>
+                <w:rtl w:val="0"/>
+              </w:rPr>
+            </w:r>
+          </w:p>
+        </w:tc>
         <w:tc>
           <w:tcPr/>
           <w:p>
@@ -5636,7 +5678,7 @@
                 <w:szCs w:val="19"/>
                 <w:rtl w:val="0"/>
               </w:rPr>
-              <w:t xml:space="preserve">Top 5</w:t>
+              <w:t xml:space="preserve">7 reportes juntos</w:t>
             </w:r>
             <w:r>
               <w:rPr>
@@ -5648,306 +5690,8 @@
         <w:tc>
           <w:tcPr/>
           <w:p>
-            <w:pPr>
-              <w:pBdr>
-                <w:top w:color="auto" w:space="0" w:sz="0" w:val="none"/>
-                <w:left w:color="auto" w:space="0" w:sz="0" w:val="none"/>
-                <w:bottom w:color="auto" w:space="0" w:sz="0" w:val="none"/>
-                <w:right w:color="auto" w:space="0" w:sz="0" w:val="none"/>
-              </w:pBdr>
-              <w:spacing w:after="0" w:lineRule="auto"/>
-              <w:jc w:val="left"/>
-              <w:rPr>
-                <w:rFonts w:ascii="Calibri" w:cs="Calibri" w:eastAsia="Calibri" w:hAnsi="Calibri"/>
-                <w:sz w:val="22"/>
-                <w:szCs w:val="22"/>
-              </w:rPr>
-            </w:pPr>
-            <w:r>
-              <w:rPr>
-                <w:rFonts w:ascii="Calibri" w:cs="Calibri" w:eastAsia="Calibri" w:hAnsi="Calibri"/>
-                <w:sz w:val="19"/>
-                <w:szCs w:val="19"/>
-                <w:rtl w:val="0"/>
-              </w:rPr>
-              <w:t xml:space="preserve">LUB-001 45, LUB-004 21, ELE-007 13, FRE-001 12, ELE-003 11</w:t>
-            </w:r>
-            <w:r>
-              <w:rPr>
-                <w:rtl w:val="0"/>
-              </w:rPr>
-            </w:r>
-          </w:p>
-        </w:tc>
-        <w:tc>
-          <w:tcPr/>
-          <w:p>
-            <w:pPr>
-              <w:pBdr>
-                <w:top w:color="auto" w:space="0" w:sz="0" w:val="none"/>
-                <w:left w:color="auto" w:space="0" w:sz="0" w:val="none"/>
-                <w:bottom w:color="auto" w:space="0" w:sz="0" w:val="none"/>
-                <w:right w:color="auto" w:space="0" w:sz="0" w:val="none"/>
-              </w:pBdr>
-              <w:spacing w:after="0" w:lineRule="auto"/>
-              <w:jc w:val="left"/>
-              <w:rPr>
-                <w:rFonts w:ascii="Calibri" w:cs="Calibri" w:eastAsia="Calibri" w:hAnsi="Calibri"/>
-                <w:sz w:val="22"/>
-                <w:szCs w:val="22"/>
-              </w:rPr>
-            </w:pPr>
-            <w:r>
-              <w:rPr>
-                <w:rtl w:val="0"/>
-              </w:rPr>
-            </w:r>
-          </w:p>
-        </w:tc>
-      </w:tr>
-      <w:tr>
-        <w:trPr>
-          <w:cantSplit w:val="1"/>
-          <w:tblHeader w:val="0"/>
-        </w:trPr>
-        <w:tc>
-          <w:tcPr/>
-          <w:p>
-            <w:pPr>
-              <w:pBdr>
-                <w:top w:color="auto" w:space="0" w:sz="0" w:val="none"/>
-                <w:left w:color="auto" w:space="0" w:sz="0" w:val="none"/>
-                <w:bottom w:color="auto" w:space="0" w:sz="0" w:val="none"/>
-                <w:right w:color="auto" w:space="0" w:sz="0" w:val="none"/>
-              </w:pBdr>
-              <w:spacing w:after="0" w:lineRule="auto"/>
-              <w:jc w:val="left"/>
-              <w:rPr>
-                <w:rFonts w:ascii="Calibri" w:cs="Calibri" w:eastAsia="Calibri" w:hAnsi="Calibri"/>
-                <w:sz w:val="22"/>
-                <w:szCs w:val="22"/>
-              </w:rPr>
-            </w:pPr>
-            <w:r>
-              <w:rPr>
-                <w:rFonts w:ascii="Calibri" w:cs="Calibri" w:eastAsia="Calibri" w:hAnsi="Calibri"/>
-                <w:sz w:val="19"/>
-                <w:szCs w:val="19"/>
-                <w:rtl w:val="0"/>
-              </w:rPr>
-              <w:t xml:space="preserve">Canales</w:t>
-            </w:r>
-            <w:r>
-              <w:rPr>
-                <w:rtl w:val="0"/>
-              </w:rPr>
-            </w:r>
-          </w:p>
-        </w:tc>
-        <w:tc>
-          <w:tcPr/>
-          <w:p>
-            <w:pPr>
-              <w:pBdr>
-                <w:top w:color="auto" w:space="0" w:sz="0" w:val="none"/>
-                <w:left w:color="auto" w:space="0" w:sz="0" w:val="none"/>
-                <w:bottom w:color="auto" w:space="0" w:sz="0" w:val="none"/>
-                <w:right w:color="auto" w:space="0" w:sz="0" w:val="none"/>
-              </w:pBdr>
-              <w:spacing w:after="0" w:lineRule="auto"/>
-              <w:jc w:val="left"/>
-              <w:rPr>
-                <w:rFonts w:ascii="Calibri" w:cs="Calibri" w:eastAsia="Calibri" w:hAnsi="Calibri"/>
-                <w:sz w:val="22"/>
-                <w:szCs w:val="22"/>
-              </w:rPr>
-            </w:pPr>
-            <w:r>
-              <w:rPr>
-                <w:rFonts w:ascii="Calibri" w:cs="Calibri" w:eastAsia="Calibri" w:hAnsi="Calibri"/>
-                <w:sz w:val="22"/>
-                <w:szCs w:val="22"/>
-                <w:rtl w:val="0"/>
-              </w:rPr>
-              <w:t xml:space="preserve">Directo Q 14,679.50 · Sitio Q 4,431.50 (con IVA)</w:t>
-            </w:r>
-          </w:p>
-        </w:tc>
-        <w:tc>
-          <w:tcPr/>
-          <w:p>
-            <w:pPr>
-              <w:pBdr>
-                <w:top w:color="auto" w:space="0" w:sz="0" w:val="none"/>
-                <w:left w:color="auto" w:space="0" w:sz="0" w:val="none"/>
-                <w:bottom w:color="auto" w:space="0" w:sz="0" w:val="none"/>
-                <w:right w:color="auto" w:space="0" w:sz="0" w:val="none"/>
-              </w:pBdr>
-              <w:spacing w:after="0" w:lineRule="auto"/>
-              <w:jc w:val="left"/>
-              <w:rPr>
-                <w:rFonts w:ascii="Calibri" w:cs="Calibri" w:eastAsia="Calibri" w:hAnsi="Calibri"/>
-                <w:sz w:val="22"/>
-                <w:szCs w:val="22"/>
-              </w:rPr>
-            </w:pPr>
-            <w:r>
-              <w:rPr>
-                <w:rtl w:val="0"/>
-              </w:rPr>
-            </w:r>
-          </w:p>
-        </w:tc>
-      </w:tr>
-      <w:tr>
-        <w:trPr>
-          <w:cantSplit w:val="1"/>
-          <w:tblHeader w:val="0"/>
-        </w:trPr>
-        <w:tc>
-          <w:tcPr/>
-          <w:p>
-            <w:pPr>
-              <w:pBdr>
-                <w:top w:color="auto" w:space="0" w:sz="0" w:val="none"/>
-                <w:left w:color="auto" w:space="0" w:sz="0" w:val="none"/>
-                <w:bottom w:color="auto" w:space="0" w:sz="0" w:val="none"/>
-                <w:right w:color="auto" w:space="0" w:sz="0" w:val="none"/>
-              </w:pBdr>
-              <w:spacing w:after="0" w:lineRule="auto"/>
-              <w:jc w:val="left"/>
-              <w:rPr>
-                <w:rFonts w:ascii="Calibri" w:cs="Calibri" w:eastAsia="Calibri" w:hAnsi="Calibri"/>
-                <w:sz w:val="22"/>
-                <w:szCs w:val="22"/>
-              </w:rPr>
-            </w:pPr>
-            <w:r>
-              <w:rPr>
-                <w:rFonts w:ascii="Calibri" w:cs="Calibri" w:eastAsia="Calibri" w:hAnsi="Calibri"/>
-                <w:sz w:val="19"/>
-                <w:szCs w:val="19"/>
-                <w:rtl w:val="0"/>
-              </w:rPr>
-              <w:t xml:space="preserve">Tablero</w:t>
-            </w:r>
-            <w:r>
-              <w:rPr>
-                <w:rtl w:val="0"/>
-              </w:rPr>
-            </w:r>
-          </w:p>
-        </w:tc>
-        <w:tc>
-          <w:tcPr/>
-          <w:p>
-            <w:pPr>
-              <w:pBdr>
-                <w:top w:color="auto" w:space="0" w:sz="0" w:val="none"/>
-                <w:left w:color="auto" w:space="0" w:sz="0" w:val="none"/>
-                <w:bottom w:color="auto" w:space="0" w:sz="0" w:val="none"/>
-                <w:right w:color="auto" w:space="0" w:sz="0" w:val="none"/>
-              </w:pBdr>
-              <w:spacing w:after="0" w:lineRule="auto"/>
-              <w:jc w:val="left"/>
-              <w:rPr>
-                <w:rFonts w:ascii="Calibri" w:cs="Calibri" w:eastAsia="Calibri" w:hAnsi="Calibri"/>
-                <w:sz w:val="22"/>
-                <w:szCs w:val="22"/>
-              </w:rPr>
-            </w:pPr>
-            <w:r>
-              <w:rPr>
-                <w:rFonts w:ascii="Calibri" w:cs="Calibri" w:eastAsia="Calibri" w:hAnsi="Calibri"/>
-                <w:sz w:val="19"/>
-                <w:szCs w:val="19"/>
-                <w:rtl w:val="0"/>
-              </w:rPr>
-              <w:t xml:space="preserve">7 reportes juntos</w:t>
-            </w:r>
-            <w:r>
-              <w:rPr>
-                <w:rtl w:val="0"/>
-              </w:rPr>
-            </w:r>
-          </w:p>
-        </w:tc>
-        <w:tc>
-          <w:tcPr/>
-          <w:p>
-            <w:pPr>
-              <w:pBdr>
-                <w:top w:color="auto" w:space="0" w:sz="0" w:val="none"/>
-                <w:left w:color="auto" w:space="0" w:sz="0" w:val="none"/>
-                <w:bottom w:color="auto" w:space="0" w:sz="0" w:val="none"/>
-                <w:right w:color="auto" w:space="0" w:sz="0" w:val="none"/>
-              </w:pBdr>
-              <w:spacing w:after="0" w:lineRule="auto"/>
-              <w:jc w:val="left"/>
-              <w:rPr>
-                <w:rFonts w:ascii="Calibri" w:cs="Calibri" w:eastAsia="Calibri" w:hAnsi="Calibri"/>
-                <w:sz w:val="22"/>
-                <w:szCs w:val="22"/>
-              </w:rPr>
-            </w:pPr>
-            <w:r>
-              <w:rPr>
-                <w:rtl w:val="0"/>
-              </w:rPr>
-            </w:r>
-          </w:p>
-        </w:tc>
-      </w:tr>
-      <w:tr>
-        <w:trPr>
-          <w:cantSplit w:val="1"/>
-          <w:tblHeader w:val="0"/>
-        </w:trPr>
-        <w:tc>
-          <w:tcPr/>
-          <w:p>
-            <w:pPr>
-              <w:keepNext w:val="0"/>
-              <w:spacing w:after="0" w:line="240" w:lineRule="auto"/>
-              <w:jc w:val="left"/>
-              <w:rPr/>
-            </w:pPr>
-            <w:r>
-              <w:rPr>
-                <w:rtl w:val="0"/>
-              </w:rPr>
-            </w:r>
-          </w:p>
-        </w:tc>
-        <w:tc>
-          <w:tcPr/>
-          <w:p>
-            <w:pPr>
-              <w:keepNext w:val="0"/>
-              <w:spacing w:after="0" w:line="240" w:lineRule="auto"/>
-              <w:jc w:val="left"/>
-              <w:rPr/>
-            </w:pPr>
-            <w:r>
-              <w:rPr>
-                <w:rtl w:val="0"/>
-              </w:rPr>
-            </w:r>
-          </w:p>
-        </w:tc>
-        <w:tc>
-          <w:tcPr/>
-          <w:p>
-            <w:pPr>
-              <w:keepNext w:val="0"/>
-              <w:spacing w:after="0" w:line="240" w:lineRule="auto"/>
-              <w:jc w:val="left"/>
-              <w:rPr/>
-            </w:pPr>
-            <w:r>
-              <w:rPr>
-                <w:rtl w:val="0"/>
-              </w:rPr>
+            <w:r>
+              <w:t>No incluido (extra)</w:t>
             </w:r>
           </w:p>
         </w:tc>
@@ -5985,18 +5729,7 @@
         <w:rPr/>
       </w:pPr>
       <w:r>
-        <w:rPr>
-          <w:i w:val="1"/>
-          <w:iCs w:val="1"/>
-          <w:color w:val="808080"/>
-          <w:rtl w:val="0"/>
-        </w:rPr>
-        <w:t xml:space="preserve">Lo que falló y cómo se resolvió. Si no hubo, decirlo.</w:t>
-      </w:r>
-      <w:r>
-        <w:rPr>
-          <w:rtl w:val="0"/>
-        </w:rPr>
+        <w:t>El top 5 incluía el producto de flete Delivery_007 (11 unidades), que desplazaba a ELE-003. Se excluyó el flete del análisis y se documentó. No hubo otros problemas en este capítulo.</w:t>
       </w:r>
     </w:p>
     <w:sectPr>
